--- a/CÔNG TY TNHH SẢN XUẤT VẠN SỰ PHÚC/VanSuPhuc_ThayDoi_CSH_DDPL/VanSuPhuc_ThayDoi_CSH_DDPL/VanSuPhuc_Mẫu số 12_DeNghiThayDoi.docx
+++ b/CÔNG TY TNHH SẢN XUẤT VẠN SỰ PHÚC/VanSuPhuc_ThayDoi_CSH_DDPL/VanSuPhuc_ThayDoi_CSH_DDPL/VanSuPhuc_Mẫu số 12_DeNghiThayDoi.docx
@@ -279,7 +279,7 @@
                 <w:sz w:val="26"/>
                 <w:szCs w:val="26"/>
               </w:rPr>
-              <w:t>9</w:t>
+              <w:t>26</w:t>
             </w:r>
             <w:r>
               <w:rPr>
@@ -2706,8 +2706,6 @@
               </w:rPr>
               <w:t>0783662350</w:t>
             </w:r>
-            <w:bookmarkStart w:id="5" w:name="_GoBack"/>
-            <w:bookmarkEnd w:id="5"/>
             <w:r>
               <w:rPr>
                 <w:rFonts w:ascii="Times New Roman" w:eastAsia="Times New Roman" w:hAnsi="Times New Roman" w:cs="Times New Roman"/>
@@ -4612,6 +4610,723 @@
           <w:lang w:eastAsia="x-none"/>
         </w:rPr>
       </w:pPr>
+    </w:p>
+    <w:p>
+      <w:pPr>
+        <w:spacing w:after="0" w:line="240" w:lineRule="auto"/>
+        <w:ind w:left="-142" w:right="-142"/>
+        <w:jc w:val="center"/>
+        <w:rPr>
+          <w:rFonts w:ascii="Times New Roman" w:eastAsia="Calibri" w:hAnsi="Times New Roman" w:cs="Times New Roman"/>
+          <w:sz w:val="28"/>
+          <w:szCs w:val="28"/>
+        </w:rPr>
+      </w:pPr>
+    </w:p>
+    <w:p>
+      <w:pPr>
+        <w:spacing w:after="0" w:line="240" w:lineRule="auto"/>
+        <w:ind w:left="-142" w:right="-142"/>
+        <w:jc w:val="center"/>
+        <w:rPr>
+          <w:rFonts w:ascii="Times New Roman" w:eastAsia="Calibri" w:hAnsi="Times New Roman" w:cs="Times New Roman"/>
+          <w:sz w:val="28"/>
+          <w:szCs w:val="28"/>
+        </w:rPr>
+      </w:pPr>
+    </w:p>
+    <w:p>
+      <w:pPr>
+        <w:spacing w:after="0" w:line="240" w:lineRule="auto"/>
+        <w:ind w:left="-142" w:right="-142"/>
+        <w:jc w:val="center"/>
+        <w:rPr>
+          <w:rFonts w:ascii="Times New Roman" w:eastAsia="Calibri" w:hAnsi="Times New Roman" w:cs="Times New Roman"/>
+          <w:sz w:val="28"/>
+          <w:szCs w:val="28"/>
+        </w:rPr>
+      </w:pPr>
+    </w:p>
+    <w:p>
+      <w:pPr>
+        <w:spacing w:after="0" w:line="240" w:lineRule="auto"/>
+        <w:ind w:left="-142" w:right="-142"/>
+        <w:jc w:val="center"/>
+        <w:rPr>
+          <w:rFonts w:ascii="Times New Roman" w:eastAsia="Calibri" w:hAnsi="Times New Roman" w:cs="Times New Roman"/>
+          <w:sz w:val="28"/>
+          <w:szCs w:val="28"/>
+        </w:rPr>
+      </w:pPr>
+    </w:p>
+    <w:p>
+      <w:pPr>
+        <w:spacing w:after="0" w:line="240" w:lineRule="auto"/>
+        <w:ind w:left="-142" w:right="-142"/>
+        <w:jc w:val="center"/>
+        <w:rPr>
+          <w:rFonts w:ascii="Times New Roman" w:eastAsia="Calibri" w:hAnsi="Times New Roman" w:cs="Times New Roman"/>
+          <w:sz w:val="28"/>
+          <w:szCs w:val="28"/>
+        </w:rPr>
+      </w:pPr>
+    </w:p>
+    <w:p>
+      <w:pPr>
+        <w:spacing w:after="0" w:line="240" w:lineRule="auto"/>
+        <w:ind w:left="-142" w:right="-142"/>
+        <w:jc w:val="center"/>
+        <w:rPr>
+          <w:rFonts w:ascii="Times New Roman" w:eastAsia="Calibri" w:hAnsi="Times New Roman" w:cs="Times New Roman"/>
+          <w:sz w:val="28"/>
+          <w:szCs w:val="28"/>
+        </w:rPr>
+      </w:pPr>
+    </w:p>
+    <w:p>
+      <w:pPr>
+        <w:spacing w:after="0" w:line="240" w:lineRule="auto"/>
+        <w:ind w:left="-142" w:right="-142"/>
+        <w:jc w:val="center"/>
+        <w:rPr>
+          <w:rFonts w:ascii="Times New Roman" w:eastAsia="Calibri" w:hAnsi="Times New Roman" w:cs="Times New Roman"/>
+          <w:sz w:val="28"/>
+          <w:szCs w:val="28"/>
+        </w:rPr>
+      </w:pPr>
+    </w:p>
+    <w:p>
+      <w:pPr>
+        <w:spacing w:after="0" w:line="240" w:lineRule="auto"/>
+        <w:ind w:left="-142" w:right="-142"/>
+        <w:jc w:val="center"/>
+        <w:rPr>
+          <w:rFonts w:ascii="Times New Roman" w:eastAsia="Calibri" w:hAnsi="Times New Roman" w:cs="Times New Roman"/>
+          <w:sz w:val="28"/>
+          <w:szCs w:val="28"/>
+        </w:rPr>
+      </w:pPr>
+    </w:p>
+    <w:p>
+      <w:pPr>
+        <w:spacing w:after="0" w:line="240" w:lineRule="auto"/>
+        <w:ind w:left="-142" w:right="-142"/>
+        <w:jc w:val="center"/>
+        <w:rPr>
+          <w:rFonts w:ascii="Times New Roman" w:eastAsia="Calibri" w:hAnsi="Times New Roman" w:cs="Times New Roman"/>
+          <w:sz w:val="28"/>
+          <w:szCs w:val="28"/>
+        </w:rPr>
+      </w:pPr>
+    </w:p>
+    <w:p>
+      <w:pPr>
+        <w:spacing w:after="0" w:line="240" w:lineRule="auto"/>
+        <w:ind w:left="-142" w:right="-142"/>
+        <w:jc w:val="center"/>
+        <w:rPr>
+          <w:rFonts w:ascii="Times New Roman" w:eastAsia="Calibri" w:hAnsi="Times New Roman" w:cs="Times New Roman"/>
+          <w:sz w:val="28"/>
+          <w:szCs w:val="28"/>
+        </w:rPr>
+      </w:pPr>
+    </w:p>
+    <w:p>
+      <w:pPr>
+        <w:spacing w:after="0" w:line="240" w:lineRule="auto"/>
+        <w:ind w:left="-142" w:right="-142"/>
+        <w:jc w:val="center"/>
+        <w:rPr>
+          <w:rFonts w:ascii="Times New Roman" w:eastAsia="Calibri" w:hAnsi="Times New Roman" w:cs="Times New Roman"/>
+          <w:sz w:val="28"/>
+          <w:szCs w:val="28"/>
+        </w:rPr>
+      </w:pPr>
+    </w:p>
+    <w:p>
+      <w:pPr>
+        <w:spacing w:after="0" w:line="240" w:lineRule="auto"/>
+        <w:ind w:left="-142" w:right="-142"/>
+        <w:jc w:val="center"/>
+        <w:rPr>
+          <w:rFonts w:ascii="Times New Roman" w:eastAsia="Calibri" w:hAnsi="Times New Roman" w:cs="Times New Roman"/>
+          <w:sz w:val="28"/>
+          <w:szCs w:val="28"/>
+        </w:rPr>
+      </w:pPr>
+    </w:p>
+    <w:p>
+      <w:pPr>
+        <w:spacing w:after="0" w:line="240" w:lineRule="auto"/>
+        <w:ind w:left="-142" w:right="-142"/>
+        <w:jc w:val="center"/>
+        <w:rPr>
+          <w:rFonts w:ascii="Times New Roman" w:eastAsia="Calibri" w:hAnsi="Times New Roman" w:cs="Times New Roman"/>
+          <w:sz w:val="28"/>
+          <w:szCs w:val="28"/>
+        </w:rPr>
+      </w:pPr>
+    </w:p>
+    <w:p>
+      <w:pPr>
+        <w:spacing w:after="0" w:line="240" w:lineRule="auto"/>
+        <w:ind w:left="-142" w:right="-142"/>
+        <w:jc w:val="center"/>
+        <w:rPr>
+          <w:rFonts w:ascii="Times New Roman" w:eastAsia="Calibri" w:hAnsi="Times New Roman" w:cs="Times New Roman"/>
+          <w:sz w:val="28"/>
+          <w:szCs w:val="28"/>
+        </w:rPr>
+      </w:pPr>
+    </w:p>
+    <w:p>
+      <w:pPr>
+        <w:spacing w:after="0" w:line="240" w:lineRule="auto"/>
+        <w:ind w:left="-142" w:right="-142"/>
+        <w:jc w:val="center"/>
+        <w:rPr>
+          <w:rFonts w:ascii="Times New Roman" w:eastAsia="Calibri" w:hAnsi="Times New Roman" w:cs="Times New Roman"/>
+          <w:sz w:val="28"/>
+          <w:szCs w:val="28"/>
+        </w:rPr>
+      </w:pPr>
+    </w:p>
+    <w:p>
+      <w:pPr>
+        <w:spacing w:after="0" w:line="240" w:lineRule="auto"/>
+        <w:ind w:left="-142" w:right="-142"/>
+        <w:jc w:val="center"/>
+        <w:rPr>
+          <w:rFonts w:ascii="Times New Roman" w:eastAsia="Calibri" w:hAnsi="Times New Roman" w:cs="Times New Roman"/>
+          <w:sz w:val="28"/>
+          <w:szCs w:val="28"/>
+        </w:rPr>
+      </w:pPr>
+    </w:p>
+    <w:p>
+      <w:pPr>
+        <w:spacing w:after="0" w:line="240" w:lineRule="auto"/>
+        <w:ind w:left="-142" w:right="-142"/>
+        <w:jc w:val="center"/>
+        <w:rPr>
+          <w:rFonts w:ascii="Times New Roman" w:eastAsia="Calibri" w:hAnsi="Times New Roman" w:cs="Times New Roman"/>
+          <w:sz w:val="28"/>
+          <w:szCs w:val="28"/>
+        </w:rPr>
+      </w:pPr>
+    </w:p>
+    <w:p>
+      <w:pPr>
+        <w:spacing w:after="0" w:line="240" w:lineRule="auto"/>
+        <w:ind w:left="-142" w:right="-142"/>
+        <w:jc w:val="center"/>
+        <w:rPr>
+          <w:rFonts w:ascii="Times New Roman" w:eastAsia="Calibri" w:hAnsi="Times New Roman" w:cs="Times New Roman"/>
+          <w:sz w:val="28"/>
+          <w:szCs w:val="28"/>
+        </w:rPr>
+      </w:pPr>
+    </w:p>
+    <w:p>
+      <w:pPr>
+        <w:spacing w:after="0" w:line="240" w:lineRule="auto"/>
+        <w:ind w:left="-142" w:right="-142"/>
+        <w:jc w:val="center"/>
+        <w:rPr>
+          <w:rFonts w:ascii="Times New Roman" w:eastAsia="Calibri" w:hAnsi="Times New Roman" w:cs="Times New Roman"/>
+          <w:sz w:val="28"/>
+          <w:szCs w:val="28"/>
+        </w:rPr>
+      </w:pPr>
+    </w:p>
+    <w:p>
+      <w:pPr>
+        <w:spacing w:after="0" w:line="240" w:lineRule="auto"/>
+        <w:ind w:left="-142" w:right="-142"/>
+        <w:jc w:val="center"/>
+        <w:rPr>
+          <w:rFonts w:ascii="Times New Roman" w:eastAsia="Calibri" w:hAnsi="Times New Roman" w:cs="Times New Roman"/>
+          <w:sz w:val="28"/>
+          <w:szCs w:val="28"/>
+        </w:rPr>
+      </w:pPr>
+    </w:p>
+    <w:p>
+      <w:pPr>
+        <w:spacing w:after="0" w:line="240" w:lineRule="auto"/>
+        <w:ind w:left="-142" w:right="-142"/>
+        <w:jc w:val="center"/>
+        <w:rPr>
+          <w:rFonts w:ascii="Times New Roman" w:eastAsia="Calibri" w:hAnsi="Times New Roman" w:cs="Times New Roman"/>
+          <w:sz w:val="28"/>
+          <w:szCs w:val="28"/>
+        </w:rPr>
+      </w:pPr>
+    </w:p>
+    <w:p>
+      <w:pPr>
+        <w:spacing w:after="0" w:line="240" w:lineRule="auto"/>
+        <w:ind w:left="-142" w:right="-142"/>
+        <w:jc w:val="center"/>
+        <w:rPr>
+          <w:rFonts w:ascii="Times New Roman" w:eastAsia="Calibri" w:hAnsi="Times New Roman" w:cs="Times New Roman"/>
+          <w:sz w:val="28"/>
+          <w:szCs w:val="28"/>
+        </w:rPr>
+      </w:pPr>
+    </w:p>
+    <w:p>
+      <w:pPr>
+        <w:spacing w:after="0" w:line="240" w:lineRule="auto"/>
+        <w:ind w:left="-142" w:right="-142"/>
+        <w:jc w:val="center"/>
+        <w:rPr>
+          <w:rFonts w:ascii="Times New Roman" w:eastAsia="Calibri" w:hAnsi="Times New Roman" w:cs="Times New Roman"/>
+          <w:sz w:val="28"/>
+          <w:szCs w:val="28"/>
+        </w:rPr>
+      </w:pPr>
+    </w:p>
+    <w:p>
+      <w:pPr>
+        <w:spacing w:after="0" w:line="240" w:lineRule="auto"/>
+        <w:ind w:left="-142" w:right="-142"/>
+        <w:jc w:val="center"/>
+        <w:rPr>
+          <w:rFonts w:ascii="Times New Roman" w:eastAsia="Calibri" w:hAnsi="Times New Roman" w:cs="Times New Roman"/>
+          <w:sz w:val="28"/>
+          <w:szCs w:val="28"/>
+        </w:rPr>
+      </w:pPr>
+    </w:p>
+    <w:p>
+      <w:pPr>
+        <w:spacing w:after="0" w:line="240" w:lineRule="auto"/>
+        <w:ind w:left="-142" w:right="-142"/>
+        <w:jc w:val="center"/>
+        <w:rPr>
+          <w:rFonts w:ascii="Times New Roman" w:eastAsia="Calibri" w:hAnsi="Times New Roman" w:cs="Times New Roman"/>
+          <w:sz w:val="28"/>
+          <w:szCs w:val="28"/>
+        </w:rPr>
+      </w:pPr>
+    </w:p>
+    <w:p>
+      <w:pPr>
+        <w:spacing w:after="0" w:line="240" w:lineRule="auto"/>
+        <w:ind w:left="-142" w:right="-142"/>
+        <w:jc w:val="center"/>
+        <w:rPr>
+          <w:rFonts w:ascii="Times New Roman" w:eastAsia="Calibri" w:hAnsi="Times New Roman" w:cs="Times New Roman"/>
+          <w:sz w:val="28"/>
+          <w:szCs w:val="28"/>
+        </w:rPr>
+      </w:pPr>
+    </w:p>
+    <w:p>
+      <w:pPr>
+        <w:spacing w:after="0" w:line="240" w:lineRule="auto"/>
+        <w:ind w:left="-142" w:right="-142"/>
+        <w:jc w:val="center"/>
+        <w:rPr>
+          <w:rFonts w:ascii="Times New Roman" w:eastAsia="Calibri" w:hAnsi="Times New Roman" w:cs="Times New Roman"/>
+          <w:sz w:val="28"/>
+          <w:szCs w:val="28"/>
+        </w:rPr>
+      </w:pPr>
+    </w:p>
+    <w:p>
+      <w:pPr>
+        <w:spacing w:after="0" w:line="240" w:lineRule="auto"/>
+        <w:ind w:left="-142" w:right="-142"/>
+        <w:jc w:val="center"/>
+        <w:rPr>
+          <w:rFonts w:ascii="Times New Roman" w:eastAsia="Calibri" w:hAnsi="Times New Roman" w:cs="Times New Roman"/>
+          <w:sz w:val="28"/>
+          <w:szCs w:val="28"/>
+        </w:rPr>
+      </w:pPr>
+    </w:p>
+    <w:p>
+      <w:pPr>
+        <w:spacing w:after="0" w:line="240" w:lineRule="auto"/>
+        <w:ind w:left="-142" w:right="-142"/>
+        <w:jc w:val="center"/>
+        <w:rPr>
+          <w:rFonts w:ascii="Times New Roman" w:eastAsia="Calibri" w:hAnsi="Times New Roman" w:cs="Times New Roman"/>
+          <w:sz w:val="28"/>
+          <w:szCs w:val="28"/>
+        </w:rPr>
+      </w:pPr>
+    </w:p>
+    <w:p>
+      <w:pPr>
+        <w:spacing w:after="0" w:line="240" w:lineRule="auto"/>
+        <w:ind w:left="-142" w:right="-142"/>
+        <w:jc w:val="center"/>
+        <w:rPr>
+          <w:rFonts w:ascii="Times New Roman" w:eastAsia="Calibri" w:hAnsi="Times New Roman" w:cs="Times New Roman"/>
+          <w:sz w:val="28"/>
+          <w:szCs w:val="28"/>
+        </w:rPr>
+      </w:pPr>
+    </w:p>
+    <w:p>
+      <w:pPr>
+        <w:spacing w:after="0" w:line="240" w:lineRule="auto"/>
+        <w:ind w:left="-142" w:right="-142"/>
+        <w:jc w:val="center"/>
+        <w:rPr>
+          <w:rFonts w:ascii="Times New Roman" w:eastAsia="Calibri" w:hAnsi="Times New Roman" w:cs="Times New Roman"/>
+          <w:sz w:val="28"/>
+          <w:szCs w:val="28"/>
+        </w:rPr>
+      </w:pPr>
+    </w:p>
+    <w:p>
+      <w:pPr>
+        <w:spacing w:after="0" w:line="240" w:lineRule="auto"/>
+        <w:ind w:left="-142" w:right="-142"/>
+        <w:jc w:val="center"/>
+        <w:rPr>
+          <w:rFonts w:ascii="Times New Roman" w:eastAsia="Calibri" w:hAnsi="Times New Roman" w:cs="Times New Roman"/>
+          <w:sz w:val="28"/>
+          <w:szCs w:val="28"/>
+        </w:rPr>
+      </w:pPr>
+    </w:p>
+    <w:p>
+      <w:pPr>
+        <w:spacing w:after="0" w:line="240" w:lineRule="auto"/>
+        <w:ind w:left="-142" w:right="-142"/>
+        <w:jc w:val="center"/>
+        <w:rPr>
+          <w:rFonts w:ascii="Times New Roman" w:eastAsia="Calibri" w:hAnsi="Times New Roman" w:cs="Times New Roman"/>
+          <w:sz w:val="28"/>
+          <w:szCs w:val="28"/>
+        </w:rPr>
+      </w:pPr>
+      <w:r>
+        <w:rPr>
+          <w:rFonts w:ascii="Times New Roman" w:eastAsia="Calibri" w:hAnsi="Times New Roman" w:cs="Times New Roman"/>
+          <w:sz w:val="28"/>
+          <w:szCs w:val="28"/>
+        </w:rPr>
+        <w:lastRenderedPageBreak/>
+        <w:t>THÔNG BÁO THAY ĐỔI THÔNG TIN VỀ CHỦ SỞ HỮU HƯỞNG LỢI CỦA DOANH NGHIỆP/THÔNG BÁO THAY ĐỔI THÔNG TIN ĐỂ XÁC ĐỊNH CHỦ SỞ HỮU HƯỞNG LỢI</w:t>
+      </w:r>
+    </w:p>
+    <w:p>
+      <w:pPr>
+        <w:spacing w:after="0" w:line="240" w:lineRule="auto"/>
+        <w:jc w:val="center"/>
+        <w:rPr>
+          <w:rFonts w:ascii="Times New Roman" w:eastAsia="Calibri" w:hAnsi="Times New Roman" w:cs="Times New Roman"/>
+          <w:sz w:val="28"/>
+          <w:szCs w:val="28"/>
+        </w:rPr>
+      </w:pPr>
+    </w:p>
+    <w:p>
+      <w:pPr>
+        <w:numPr>
+          <w:ilvl w:val="0"/>
+          <w:numId w:val="2"/>
+        </w:numPr>
+        <w:spacing w:before="120" w:after="120" w:line="300" w:lineRule="exact"/>
+        <w:ind w:firstLine="567"/>
+        <w:jc w:val="both"/>
+        <w:rPr>
+          <w:rFonts w:ascii="Times New Roman" w:eastAsia="Calibri" w:hAnsi="Times New Roman" w:cs="Times New Roman"/>
+          <w:sz w:val="28"/>
+          <w:szCs w:val="28"/>
+          <w:lang w:val="vi-VN"/>
+        </w:rPr>
+      </w:pPr>
+      <w:r>
+        <w:rPr>
+          <w:rFonts w:ascii="Times New Roman" w:eastAsia="Calibri" w:hAnsi="Times New Roman" w:cs="Times New Roman"/>
+          <w:sz w:val="28"/>
+          <w:szCs w:val="28"/>
+          <w:lang w:val="vi-VN"/>
+        </w:rPr>
+        <w:t xml:space="preserve">Trường hợp doanh nghiệp có sự thay đổi chủ sở hữu hưởng lợi của doanh nghiệp, tỷ lệ sở hữu đã kê khai với </w:t>
+      </w:r>
+      <w:r>
+        <w:rPr>
+          <w:rFonts w:ascii="Times New Roman" w:eastAsia="Calibri" w:hAnsi="Times New Roman" w:cs="Times New Roman"/>
+          <w:sz w:val="28"/>
+          <w:szCs w:val="28"/>
+        </w:rPr>
+        <w:t>C</w:t>
+      </w:r>
+      <w:r>
+        <w:rPr>
+          <w:rFonts w:ascii="Times New Roman" w:eastAsia="Calibri" w:hAnsi="Times New Roman" w:cs="Times New Roman"/>
+          <w:sz w:val="28"/>
+          <w:szCs w:val="28"/>
+          <w:lang w:val="vi-VN"/>
+        </w:rPr>
+        <w:t>ơ quan đăng ký kinh doanh cấp tỉnh theo quy định tại khoản 1 Điều 52 Nghị định số 168/2025/NĐ-CP</w:t>
+      </w:r>
+      <w:r>
+        <w:rPr>
+          <w:rFonts w:ascii="Times New Roman" w:eastAsia="Calibri" w:hAnsi="Times New Roman" w:cs="Times New Roman"/>
+          <w:sz w:val="28"/>
+          <w:szCs w:val="28"/>
+        </w:rPr>
+        <w:t xml:space="preserve"> (</w:t>
+      </w:r>
+      <w:r>
+        <w:rPr>
+          <w:rFonts w:ascii="Times New Roman" w:eastAsia="Calibri" w:hAnsi="Times New Roman" w:cs="Times New Roman"/>
+          <w:i/>
+          <w:iCs/>
+          <w:sz w:val="28"/>
+          <w:szCs w:val="28"/>
+        </w:rPr>
+        <w:t>kê khai theo Mẫu số 10 Phụ lục I ban hành kèm theo Thông tư này</w:t>
+      </w:r>
+      <w:r>
+        <w:rPr>
+          <w:rFonts w:ascii="Times New Roman" w:eastAsia="Calibri" w:hAnsi="Times New Roman" w:cs="Times New Roman"/>
+          <w:sz w:val="28"/>
+          <w:szCs w:val="28"/>
+        </w:rPr>
+        <w:t>):</w:t>
+      </w:r>
+      <w:r>
+        <w:rPr>
+          <w:rFonts w:ascii="Times New Roman" w:eastAsia="Calibri" w:hAnsi="Times New Roman" w:cs="Times New Roman"/>
+          <w:iCs/>
+          <w:sz w:val="28"/>
+          <w:szCs w:val="28"/>
+        </w:rPr>
+        <w:t xml:space="preserve"> </w:t>
+      </w:r>
+      <w:r>
+        <w:rPr>
+          <w:rFonts w:ascii="Times New Roman" w:eastAsia="Calibri" w:hAnsi="Times New Roman" w:cs="Times New Roman"/>
+          <w:iCs/>
+          <w:sz w:val="28"/>
+          <w:szCs w:val="28"/>
+        </w:rPr>
+        <w:t>Gởi kèm</w:t>
+      </w:r>
+      <w:r>
+        <w:rPr>
+          <w:rFonts w:ascii="Times New Roman" w:eastAsia="Calibri" w:hAnsi="Times New Roman" w:cs="Times New Roman"/>
+          <w:iCs/>
+          <w:sz w:val="28"/>
+          <w:szCs w:val="28"/>
+        </w:rPr>
+        <w:t>.</w:t>
+      </w:r>
+    </w:p>
+    <w:p>
+      <w:pPr>
+        <w:numPr>
+          <w:ilvl w:val="0"/>
+          <w:numId w:val="2"/>
+        </w:numPr>
+        <w:spacing w:before="120" w:after="120" w:line="300" w:lineRule="exact"/>
+        <w:ind w:firstLine="567"/>
+        <w:jc w:val="both"/>
+        <w:rPr>
+          <w:rFonts w:ascii="Times New Roman" w:eastAsia="Calibri" w:hAnsi="Times New Roman" w:cs="Times New Roman"/>
+          <w:sz w:val="28"/>
+          <w:szCs w:val="28"/>
+          <w:lang w:val="vi-VN"/>
+        </w:rPr>
+      </w:pPr>
+      <w:r>
+        <w:rPr>
+          <w:rFonts w:ascii="Times New Roman" w:eastAsia="Calibri" w:hAnsi="Times New Roman" w:cs="Times New Roman"/>
+          <w:sz w:val="28"/>
+          <w:szCs w:val="28"/>
+          <w:lang w:val="vi-VN"/>
+        </w:rPr>
+        <w:t>Trường hợp công ty cổ phần có sự thay đổi cổ đông là tổ chức sở hữu từ 25% tổng số cổ phần có quyền biểu quyết trở lên hoặc thay đổi tỷ lệ sở hữu tổng số cổ phần có quyền biểu quyết theo quy định tại khoản 2 Điều 52 Nghị định số 168/2025/NĐ-CP (</w:t>
+      </w:r>
+      <w:r>
+        <w:rPr>
+          <w:rFonts w:ascii="Times New Roman" w:eastAsia="Calibri" w:hAnsi="Times New Roman" w:cs="Times New Roman"/>
+          <w:i/>
+          <w:iCs/>
+          <w:sz w:val="28"/>
+          <w:szCs w:val="28"/>
+          <w:lang w:val="vi-VN"/>
+        </w:rPr>
+        <w:t>kê khai theo Mẫu số 11 Phụ lục I ban hành kèm theo Thông tư này</w:t>
+      </w:r>
+      <w:r>
+        <w:rPr>
+          <w:rFonts w:ascii="Times New Roman" w:eastAsia="Calibri" w:hAnsi="Times New Roman" w:cs="Times New Roman"/>
+          <w:sz w:val="28"/>
+          <w:szCs w:val="28"/>
+          <w:lang w:val="vi-VN"/>
+        </w:rPr>
+        <w:t>):</w:t>
+      </w:r>
+      <w:r>
+        <w:rPr>
+          <w:rFonts w:ascii="Times New Roman" w:eastAsia="Calibri" w:hAnsi="Times New Roman" w:cs="Times New Roman"/>
+          <w:iCs/>
+          <w:sz w:val="28"/>
+          <w:szCs w:val="28"/>
+          <w:lang w:val="vi-VN"/>
+        </w:rPr>
+        <w:t xml:space="preserve"> Không có.</w:t>
+      </w:r>
+    </w:p>
+    <w:p>
+      <w:pPr>
+        <w:numPr>
+          <w:ilvl w:val="0"/>
+          <w:numId w:val="2"/>
+        </w:numPr>
+        <w:spacing w:before="120" w:after="120" w:line="300" w:lineRule="exact"/>
+        <w:ind w:firstLine="567"/>
+        <w:jc w:val="both"/>
+        <w:rPr>
+          <w:rFonts w:ascii="Times New Roman" w:eastAsia="Calibri" w:hAnsi="Times New Roman" w:cs="Times New Roman"/>
+          <w:sz w:val="28"/>
+          <w:szCs w:val="28"/>
+          <w:lang w:val="vi-VN"/>
+        </w:rPr>
+      </w:pPr>
+      <w:r>
+        <w:rPr>
+          <w:rFonts w:ascii="Times New Roman" w:eastAsia="Calibri" w:hAnsi="Times New Roman" w:cs="Times New Roman"/>
+          <w:sz w:val="28"/>
+          <w:szCs w:val="28"/>
+          <w:lang w:val="vi-VN"/>
+        </w:rPr>
+        <w:t>Đối với doanh nghiệp được thành lập trước ngày 01/7/2025, trường hợp doanh nghiệp có thông tin về chủ sở hữu hưởng lợi của doanh nghiệp theo quy định tại khoản 1, khoản 2 Điều 18 Nghị định số 168/2025/NĐ-CP, doanh nghiệp bổ sung thông tin về chủ sở hữu hưởng lợi của doanh nghiệp theo quy định tại khoản 1 Điều 3 Luật số 76/2025/QH15 ngày 17/6/2025 sửa đổi, bổ sung một số điều của Luật Doanh nghiệp (</w:t>
+      </w:r>
+      <w:r>
+        <w:rPr>
+          <w:rFonts w:ascii="Times New Roman" w:eastAsia="Calibri" w:hAnsi="Times New Roman" w:cs="Times New Roman"/>
+          <w:i/>
+          <w:iCs/>
+          <w:sz w:val="28"/>
+          <w:szCs w:val="28"/>
+          <w:lang w:val="vi-VN"/>
+        </w:rPr>
+        <w:t xml:space="preserve">kê khai </w:t>
+      </w:r>
+      <w:r>
+        <w:rPr>
+          <w:rFonts w:ascii="Times New Roman" w:eastAsia="Calibri" w:hAnsi="Times New Roman" w:cs="Times New Roman"/>
+          <w:i/>
+          <w:sz w:val="28"/>
+          <w:szCs w:val="28"/>
+          <w:lang w:val="vi-VN"/>
+        </w:rPr>
+        <w:t>theo Mẫu số 10 Phụ lục I ban hành kèm theo Thông tư này</w:t>
+      </w:r>
+      <w:r>
+        <w:rPr>
+          <w:rFonts w:ascii="Times New Roman" w:eastAsia="Calibri" w:hAnsi="Times New Roman" w:cs="Times New Roman"/>
+          <w:iCs/>
+          <w:sz w:val="28"/>
+          <w:szCs w:val="28"/>
+          <w:lang w:val="vi-VN"/>
+        </w:rPr>
+        <w:t>):</w:t>
+      </w:r>
+      <w:r>
+        <w:rPr>
+          <w:rFonts w:ascii="Times New Roman" w:eastAsia="Calibri" w:hAnsi="Times New Roman" w:cs="Times New Roman"/>
+          <w:sz w:val="28"/>
+          <w:szCs w:val="28"/>
+        </w:rPr>
+        <w:t xml:space="preserve"> </w:t>
+      </w:r>
+      <w:r>
+        <w:rPr>
+          <w:rFonts w:ascii="Times New Roman" w:eastAsia="Calibri" w:hAnsi="Times New Roman" w:cs="Times New Roman"/>
+          <w:sz w:val="28"/>
+          <w:szCs w:val="28"/>
+        </w:rPr>
+        <w:t>Không có</w:t>
+      </w:r>
+      <w:bookmarkStart w:id="5" w:name="_GoBack"/>
+      <w:bookmarkEnd w:id="5"/>
+      <w:r>
+        <w:rPr>
+          <w:rFonts w:ascii="Times New Roman" w:eastAsia="Calibri" w:hAnsi="Times New Roman" w:cs="Times New Roman"/>
+          <w:sz w:val="28"/>
+          <w:szCs w:val="28"/>
+          <w:lang w:val="vi-VN"/>
+        </w:rPr>
+        <w:t>.</w:t>
+      </w:r>
+    </w:p>
+    <w:p>
+      <w:pPr>
+        <w:numPr>
+          <w:ilvl w:val="0"/>
+          <w:numId w:val="2"/>
+        </w:numPr>
+        <w:spacing w:before="120" w:after="120" w:line="300" w:lineRule="exact"/>
+        <w:ind w:firstLine="567"/>
+        <w:jc w:val="both"/>
+        <w:rPr>
+          <w:rFonts w:ascii="Times New Roman" w:eastAsia="Calibri" w:hAnsi="Times New Roman" w:cs="Times New Roman"/>
+          <w:sz w:val="28"/>
+          <w:szCs w:val="28"/>
+          <w:lang w:val="vi-VN"/>
+        </w:rPr>
+      </w:pPr>
+      <w:r>
+        <w:rPr>
+          <w:rFonts w:ascii="Times New Roman" w:eastAsia="Calibri" w:hAnsi="Times New Roman" w:cs="Times New Roman"/>
+          <w:sz w:val="28"/>
+          <w:szCs w:val="28"/>
+          <w:lang w:val="vi-VN"/>
+        </w:rPr>
+        <w:t>Đối với công ty cổ phần được đăng ký thành lập trước ngày 01/7/2025, trường hợp công ty cổ phần có thông tin để xác định chủ sở hữu hưởng lợi của doanh nghiệp theo quy định tại khoản 3 Điều 18 Nghị định số 168/2025/NĐ-CP, công ty cổ phần bổ sung thông tin để xác định chủ sở hữu hưởng lợi của doanh nghiệp theo quy định tại khoản 1 Điều 3 Luật số 76/2025/QH15 ngày 17/6/2025 sửa đổi, bổ sung một số điều của Luật Doanh nghiệp (</w:t>
+      </w:r>
+      <w:r>
+        <w:rPr>
+          <w:rFonts w:ascii="Times New Roman" w:eastAsia="Calibri" w:hAnsi="Times New Roman" w:cs="Times New Roman"/>
+          <w:i/>
+          <w:iCs/>
+          <w:sz w:val="28"/>
+          <w:szCs w:val="28"/>
+          <w:lang w:val="vi-VN"/>
+        </w:rPr>
+        <w:t>kê khai theo Mẫu số 11 Phụ lục I ban hành kèm theo Thông tư này</w:t>
+      </w:r>
+      <w:r>
+        <w:rPr>
+          <w:rFonts w:ascii="Times New Roman" w:eastAsia="Calibri" w:hAnsi="Times New Roman" w:cs="Times New Roman"/>
+          <w:sz w:val="28"/>
+          <w:szCs w:val="28"/>
+          <w:lang w:val="vi-VN"/>
+        </w:rPr>
+        <w:t xml:space="preserve">): </w:t>
+      </w:r>
+      <w:r>
+        <w:rPr>
+          <w:rFonts w:ascii="Times New Roman" w:eastAsia="Calibri" w:hAnsi="Times New Roman" w:cs="Times New Roman"/>
+          <w:iCs/>
+          <w:sz w:val="28"/>
+          <w:szCs w:val="28"/>
+          <w:lang w:val="vi-VN"/>
+        </w:rPr>
+        <w:t>Không có</w:t>
+      </w:r>
+      <w:r>
+        <w:rPr>
+          <w:rFonts w:ascii="Times New Roman" w:eastAsia="Calibri" w:hAnsi="Times New Roman" w:cs="Times New Roman"/>
+          <w:sz w:val="28"/>
+          <w:szCs w:val="28"/>
+          <w:lang w:val="vi-VN"/>
+        </w:rPr>
+        <w:t>.</w:t>
+      </w:r>
     </w:p>
     <w:p>
       <w:pPr>
